--- a/内容/eval/docs_parsing/samples/福建省“十四五”数字福建专项规划.docx
+++ b/内容/eval/docs_parsing/samples/福建省“十四五”数字福建专项规划.docx
@@ -8715,6 +8715,7 @@
                 <w:szCs w:val="32"/>
               </w:rPr>
             </w:pPr>
+            <w:bookmarkStart w:id="0" w:name="OLE_LINK1"/>
             <w:r>
               <w:rPr>
                 <w:rFonts w:ascii="宋体" w:hAnsi="宋体" w:cs="宋体" w:hint="eastAsia"/>
@@ -8764,6 +8765,7 @@
               <w:t>依托马尾等物联网产业基地，补强设计、研发等产业链关键环节，提升研发中试、检测检验平台化服务能力，打造三个千亿级（福州、厦门、泉州）、两个百亿级（莆田、漳州）物联网产业集聚区。</w:t>
             </w:r>
           </w:p>
+          <w:bookmarkEnd w:id="0"/>
           <w:p>
             <w:pPr>
               <w:pStyle w:val="a3"/>
